--- a/Quoc Do - Resume.docx
+++ b/Quoc Do - Resume.docx
@@ -3009,8 +3009,6 @@
         </w:rPr>
         <w:t>Hangman</w:t>
       </w:r>
-      <w:bookmarkStart w:id="0" w:name="_GoBack"/>
-      <w:bookmarkEnd w:id="0"/>
       <w:r>
         <w:rPr>
           <w:rFonts w:ascii="Helvetica" w:hAnsi="Helvetica" w:cs="Arial"/>
@@ -6430,7 +6428,7 @@
           <w:sz w:val="22"/>
           <w:szCs w:val="22"/>
         </w:rPr>
-        <w:t>General</w:t>
+        <w:t>Web</w:t>
       </w:r>
       <w:r>
         <w:rPr>
@@ -6448,80 +6446,78 @@
           <w:sz w:val="22"/>
           <w:szCs w:val="22"/>
         </w:rPr>
+        <w:t>Development</w:t>
+      </w:r>
+      <w:r>
+        <w:rPr>
+          <w:rFonts w:ascii="Helvetica" w:hAnsi="Helvetica" w:cs="Arial"/>
+          <w:b/>
+          <w:sz w:val="22"/>
+          <w:szCs w:val="22"/>
+        </w:rPr>
+        <w:t xml:space="preserve"> </w:t>
+      </w:r>
+      <w:r>
+        <w:rPr>
+          <w:rFonts w:ascii="Helvetica" w:eastAsia="Calibri" w:hAnsi="Helvetica" w:cs="Arial"/>
+          <w:b/>
+          <w:sz w:val="22"/>
+          <w:szCs w:val="22"/>
+        </w:rPr>
+        <w:t>Immersive</w:t>
+      </w:r>
+      <w:r>
+        <w:rPr>
+          <w:rFonts w:ascii="Helvetica" w:hAnsi="Helvetica" w:cs="Arial"/>
+          <w:b/>
+          <w:sz w:val="22"/>
+          <w:szCs w:val="22"/>
+        </w:rPr>
+        <w:t xml:space="preserve"> </w:t>
+      </w:r>
+      <w:r>
+        <w:rPr>
+          <w:rFonts w:ascii="Helvetica" w:eastAsia="Calibri" w:hAnsi="Helvetica" w:cs="Arial"/>
+          <w:b/>
+          <w:sz w:val="22"/>
+          <w:szCs w:val="22"/>
+        </w:rPr>
+        <w:t>Graduate</w:t>
+      </w:r>
+      <w:r>
+        <w:rPr>
+          <w:rFonts w:ascii="Helvetica" w:eastAsia="Calibri" w:hAnsi="Helvetica" w:cs="Arial"/>
+          <w:sz w:val="22"/>
+          <w:szCs w:val="22"/>
+        </w:rPr>
+        <w:t xml:space="preserve">, </w:t>
+      </w:r>
+      <w:r>
+        <w:rPr>
+          <w:rFonts w:ascii="Helvetica" w:eastAsia="Calibri" w:hAnsi="Helvetica" w:cs="Arial"/>
+          <w:i/>
+          <w:sz w:val="22"/>
+          <w:szCs w:val="22"/>
+        </w:rPr>
+        <w:t>General</w:t>
+      </w:r>
+      <w:r>
+        <w:rPr>
+          <w:rFonts w:ascii="Helvetica" w:hAnsi="Helvetica" w:cs="Arial"/>
+          <w:i/>
+          <w:sz w:val="22"/>
+          <w:szCs w:val="22"/>
+        </w:rPr>
+        <w:t xml:space="preserve"> </w:t>
+      </w:r>
+      <w:r>
+        <w:rPr>
+          <w:rFonts w:ascii="Helvetica" w:eastAsia="Calibri" w:hAnsi="Helvetica" w:cs="Arial"/>
+          <w:i/>
+          <w:sz w:val="22"/>
+          <w:szCs w:val="22"/>
+        </w:rPr>
         <w:t>Assembly</w:t>
-      </w:r>
-      <w:r>
-        <w:rPr>
-          <w:rFonts w:ascii="Helvetica" w:hAnsi="Helvetica" w:cs="Arial"/>
-          <w:sz w:val="22"/>
-          <w:szCs w:val="22"/>
-        </w:rPr>
-        <w:t xml:space="preserve"> </w:t>
-      </w:r>
-      <w:r>
-        <w:rPr>
-          <w:rFonts w:ascii="Helvetica" w:hAnsi="Helvetica" w:cs="Arial"/>
-          <w:sz w:val="22"/>
-          <w:szCs w:val="22"/>
-        </w:rPr>
-        <w:softHyphen/>
-        <w:t xml:space="preserve">– </w:t>
-      </w:r>
-      <w:r>
-        <w:rPr>
-          <w:rFonts w:ascii="Helvetica" w:eastAsia="Calibri" w:hAnsi="Helvetica" w:cs="Arial"/>
-          <w:sz w:val="22"/>
-          <w:szCs w:val="22"/>
-        </w:rPr>
-        <w:t>Web</w:t>
-      </w:r>
-      <w:r>
-        <w:rPr>
-          <w:rFonts w:ascii="Helvetica" w:hAnsi="Helvetica" w:cs="Arial"/>
-          <w:sz w:val="22"/>
-          <w:szCs w:val="22"/>
-        </w:rPr>
-        <w:t xml:space="preserve"> </w:t>
-      </w:r>
-      <w:r>
-        <w:rPr>
-          <w:rFonts w:ascii="Helvetica" w:eastAsia="Calibri" w:hAnsi="Helvetica" w:cs="Arial"/>
-          <w:sz w:val="22"/>
-          <w:szCs w:val="22"/>
-        </w:rPr>
-        <w:t>Development</w:t>
-      </w:r>
-      <w:r>
-        <w:rPr>
-          <w:rFonts w:ascii="Helvetica" w:hAnsi="Helvetica" w:cs="Arial"/>
-          <w:sz w:val="22"/>
-          <w:szCs w:val="22"/>
-        </w:rPr>
-        <w:t xml:space="preserve"> </w:t>
-      </w:r>
-      <w:r>
-        <w:rPr>
-          <w:rFonts w:ascii="Helvetica" w:eastAsia="Calibri" w:hAnsi="Helvetica" w:cs="Arial"/>
-          <w:sz w:val="22"/>
-          <w:szCs w:val="22"/>
-        </w:rPr>
-        <w:t>Immersive</w:t>
-      </w:r>
-      <w:r>
-        <w:rPr>
-          <w:rFonts w:ascii="Helvetica" w:hAnsi="Helvetica" w:cs="Arial"/>
-          <w:sz w:val="22"/>
-          <w:szCs w:val="22"/>
-        </w:rPr>
-        <w:t xml:space="preserve"> </w:t>
-      </w:r>
-      <w:r>
-        <w:rPr>
-          <w:rFonts w:ascii="Helvetica" w:eastAsia="Calibri" w:hAnsi="Helvetica" w:cs="Arial"/>
-          <w:sz w:val="22"/>
-          <w:szCs w:val="22"/>
-        </w:rPr>
-        <w:t>Graduate</w:t>
       </w:r>
       <w:r>
         <w:rPr>
@@ -6555,7 +6551,7 @@
           <w:sz w:val="22"/>
           <w:szCs w:val="22"/>
         </w:rPr>
-        <w:t>California</w:t>
+        <w:t>Bachelor</w:t>
       </w:r>
       <w:r>
         <w:rPr>
@@ -6573,7 +6569,7 @@
           <w:sz w:val="22"/>
           <w:szCs w:val="22"/>
         </w:rPr>
-        <w:t>State</w:t>
+        <w:t>of</w:t>
       </w:r>
       <w:r>
         <w:rPr>
@@ -6591,7 +6587,7 @@
           <w:sz w:val="22"/>
           <w:szCs w:val="22"/>
         </w:rPr>
-        <w:t>University</w:t>
+        <w:t>Arts</w:t>
       </w:r>
       <w:r>
         <w:rPr>
@@ -6609,87 +6605,96 @@
           <w:sz w:val="22"/>
           <w:szCs w:val="22"/>
         </w:rPr>
+        <w:t>Graphic</w:t>
+      </w:r>
+      <w:r>
+        <w:rPr>
+          <w:rFonts w:ascii="Helvetica" w:hAnsi="Helvetica" w:cs="Arial"/>
+          <w:b/>
+          <w:sz w:val="22"/>
+          <w:szCs w:val="22"/>
+        </w:rPr>
+        <w:t xml:space="preserve"> </w:t>
+      </w:r>
+      <w:r>
+        <w:rPr>
+          <w:rFonts w:ascii="Helvetica" w:eastAsia="Calibri" w:hAnsi="Helvetica" w:cs="Arial"/>
+          <w:b/>
+          <w:sz w:val="22"/>
+          <w:szCs w:val="22"/>
+        </w:rPr>
+        <w:t>Design</w:t>
+      </w:r>
+      <w:r>
+        <w:rPr>
+          <w:rFonts w:ascii="Helvetica" w:eastAsia="Calibri" w:hAnsi="Helvetica" w:cs="Arial"/>
+          <w:sz w:val="22"/>
+          <w:szCs w:val="22"/>
+        </w:rPr>
+        <w:t xml:space="preserve">, </w:t>
+      </w:r>
+      <w:r>
+        <w:rPr>
+          <w:rFonts w:ascii="Helvetica" w:eastAsia="Calibri" w:hAnsi="Helvetica" w:cs="Arial"/>
+          <w:i/>
+          <w:sz w:val="22"/>
+          <w:szCs w:val="22"/>
+        </w:rPr>
+        <w:t>California</w:t>
+      </w:r>
+      <w:r>
+        <w:rPr>
+          <w:rFonts w:ascii="Helvetica" w:hAnsi="Helvetica" w:cs="Arial"/>
+          <w:i/>
+          <w:sz w:val="22"/>
+          <w:szCs w:val="22"/>
+        </w:rPr>
+        <w:t xml:space="preserve"> </w:t>
+      </w:r>
+      <w:r>
+        <w:rPr>
+          <w:rFonts w:ascii="Helvetica" w:eastAsia="Calibri" w:hAnsi="Helvetica" w:cs="Arial"/>
+          <w:i/>
+          <w:sz w:val="22"/>
+          <w:szCs w:val="22"/>
+        </w:rPr>
+        <w:t>State</w:t>
+      </w:r>
+      <w:r>
+        <w:rPr>
+          <w:rFonts w:ascii="Helvetica" w:hAnsi="Helvetica" w:cs="Arial"/>
+          <w:i/>
+          <w:sz w:val="22"/>
+          <w:szCs w:val="22"/>
+        </w:rPr>
+        <w:t xml:space="preserve"> </w:t>
+      </w:r>
+      <w:r>
+        <w:rPr>
+          <w:rFonts w:ascii="Helvetica" w:eastAsia="Calibri" w:hAnsi="Helvetica" w:cs="Arial"/>
+          <w:i/>
+          <w:sz w:val="22"/>
+          <w:szCs w:val="22"/>
+        </w:rPr>
+        <w:t>University</w:t>
+      </w:r>
+      <w:r>
+        <w:rPr>
+          <w:rFonts w:ascii="Helvetica" w:hAnsi="Helvetica" w:cs="Arial"/>
+          <w:i/>
+          <w:sz w:val="22"/>
+          <w:szCs w:val="22"/>
+        </w:rPr>
+        <w:t xml:space="preserve">, </w:t>
+      </w:r>
+      <w:r>
+        <w:rPr>
+          <w:rFonts w:ascii="Helvetica" w:eastAsia="Calibri" w:hAnsi="Helvetica" w:cs="Arial"/>
+          <w:i/>
+          <w:sz w:val="22"/>
+          <w:szCs w:val="22"/>
+        </w:rPr>
         <w:t>Northridge</w:t>
-      </w:r>
-      <w:r>
-        <w:rPr>
-          <w:rFonts w:ascii="Helvetica" w:hAnsi="Helvetica" w:cs="Arial"/>
-          <w:sz w:val="22"/>
-          <w:szCs w:val="22"/>
-        </w:rPr>
-        <w:t xml:space="preserve"> – </w:t>
-      </w:r>
-      <w:r>
-        <w:rPr>
-          <w:rFonts w:ascii="Helvetica" w:eastAsia="Calibri" w:hAnsi="Helvetica" w:cs="Arial"/>
-          <w:sz w:val="22"/>
-          <w:szCs w:val="22"/>
-        </w:rPr>
-        <w:t>Bachelor</w:t>
-      </w:r>
-      <w:r>
-        <w:rPr>
-          <w:rFonts w:ascii="Helvetica" w:hAnsi="Helvetica" w:cs="Arial"/>
-          <w:sz w:val="22"/>
-          <w:szCs w:val="22"/>
-        </w:rPr>
-        <w:t xml:space="preserve"> </w:t>
-      </w:r>
-      <w:r>
-        <w:rPr>
-          <w:rFonts w:ascii="Helvetica" w:eastAsia="Calibri" w:hAnsi="Helvetica" w:cs="Arial"/>
-          <w:sz w:val="22"/>
-          <w:szCs w:val="22"/>
-        </w:rPr>
-        <w:t>of</w:t>
-      </w:r>
-      <w:r>
-        <w:rPr>
-          <w:rFonts w:ascii="Helvetica" w:hAnsi="Helvetica" w:cs="Arial"/>
-          <w:sz w:val="22"/>
-          <w:szCs w:val="22"/>
-        </w:rPr>
-        <w:t xml:space="preserve"> </w:t>
-      </w:r>
-      <w:r>
-        <w:rPr>
-          <w:rFonts w:ascii="Helvetica" w:eastAsia="Calibri" w:hAnsi="Helvetica" w:cs="Arial"/>
-          <w:sz w:val="22"/>
-          <w:szCs w:val="22"/>
-        </w:rPr>
-        <w:t>Arts</w:t>
-      </w:r>
-      <w:r>
-        <w:rPr>
-          <w:rFonts w:ascii="Helvetica" w:hAnsi="Helvetica" w:cs="Arial"/>
-          <w:sz w:val="22"/>
-          <w:szCs w:val="22"/>
-        </w:rPr>
-        <w:t xml:space="preserve">, </w:t>
-      </w:r>
-      <w:r>
-        <w:rPr>
-          <w:rFonts w:ascii="Helvetica" w:eastAsia="Calibri" w:hAnsi="Helvetica" w:cs="Arial"/>
-          <w:sz w:val="22"/>
-          <w:szCs w:val="22"/>
-        </w:rPr>
-        <w:t>Graphic</w:t>
-      </w:r>
-      <w:r>
-        <w:rPr>
-          <w:rFonts w:ascii="Helvetica" w:hAnsi="Helvetica" w:cs="Arial"/>
-          <w:sz w:val="22"/>
-          <w:szCs w:val="22"/>
-        </w:rPr>
-        <w:t xml:space="preserve"> </w:t>
-      </w:r>
-      <w:r>
-        <w:rPr>
-          <w:rFonts w:ascii="Helvetica" w:eastAsia="Calibri" w:hAnsi="Helvetica" w:cs="Arial"/>
-          <w:sz w:val="22"/>
-          <w:szCs w:val="22"/>
-        </w:rPr>
-        <w:t>Design</w:t>
       </w:r>
       <w:r>
         <w:rPr>
@@ -6719,7 +6724,7 @@
       <w:r>
         <w:rPr>
           <w:rFonts w:ascii="Helvetica" w:eastAsia="Calibri" w:hAnsi="Helvetica" w:cs="Arial"/>
-          <w:b/>
+          <w:i/>
           <w:sz w:val="22"/>
           <w:szCs w:val="22"/>
         </w:rPr>
@@ -6728,16 +6733,16 @@
       <w:r>
         <w:rPr>
           <w:rFonts w:ascii="Helvetica" w:hAnsi="Helvetica" w:cs="Arial"/>
-          <w:b/>
-          <w:sz w:val="22"/>
-          <w:szCs w:val="22"/>
-        </w:rPr>
-        <w:t xml:space="preserve"> </w:t>
-      </w:r>
-      <w:r>
-        <w:rPr>
-          <w:rFonts w:ascii="Helvetica" w:eastAsia="Calibri" w:hAnsi="Helvetica" w:cs="Arial"/>
-          <w:b/>
+          <w:i/>
+          <w:sz w:val="22"/>
+          <w:szCs w:val="22"/>
+        </w:rPr>
+        <w:t xml:space="preserve"> </w:t>
+      </w:r>
+      <w:r>
+        <w:rPr>
+          <w:rFonts w:ascii="Helvetica" w:eastAsia="Calibri" w:hAnsi="Helvetica" w:cs="Arial"/>
+          <w:i/>
           <w:sz w:val="22"/>
           <w:szCs w:val="22"/>
         </w:rPr>
@@ -6746,16 +6751,16 @@
       <w:r>
         <w:rPr>
           <w:rFonts w:ascii="Helvetica" w:hAnsi="Helvetica" w:cs="Arial"/>
-          <w:b/>
-          <w:sz w:val="22"/>
-          <w:szCs w:val="22"/>
-        </w:rPr>
-        <w:t xml:space="preserve"> </w:t>
-      </w:r>
-      <w:r>
-        <w:rPr>
-          <w:rFonts w:ascii="Helvetica" w:eastAsia="Calibri" w:hAnsi="Helvetica" w:cs="Arial"/>
-          <w:b/>
+          <w:i/>
+          <w:sz w:val="22"/>
+          <w:szCs w:val="22"/>
+        </w:rPr>
+        <w:t xml:space="preserve"> </w:t>
+      </w:r>
+      <w:r>
+        <w:rPr>
+          <w:rFonts w:ascii="Helvetica" w:eastAsia="Calibri" w:hAnsi="Helvetica" w:cs="Arial"/>
+          <w:i/>
           <w:sz w:val="22"/>
           <w:szCs w:val="22"/>
         </w:rPr>
@@ -6777,6 +6782,8 @@
         </w:rPr>
         <w:t>2000 – 2002</w:t>
       </w:r>
+      <w:bookmarkStart w:id="0" w:name="_GoBack"/>
+      <w:bookmarkEnd w:id="0"/>
     </w:p>
     <w:sectPr>
       <w:headerReference w:type="first" r:id="rId6"/>
@@ -6885,16 +6892,7 @@
           <w:sz w:val="22"/>
           <w:szCs w:val="22"/>
         </w:rPr>
-        <w:t>contact@quocbdo.co</w:t>
-      </w:r>
-      <w:r>
-        <w:rPr>
-          <w:rStyle w:val="Hyperlink"/>
-          <w:rFonts w:ascii="Helvetica" w:hAnsi="Helvetica" w:cs="Arial"/>
-          <w:sz w:val="22"/>
-          <w:szCs w:val="22"/>
-        </w:rPr>
-        <w:t>m</w:t>
+        <w:t>contact@quocbdo.com</w:t>
       </w:r>
     </w:hyperlink>
   </w:p>

--- a/Quoc Do - Resume.docx
+++ b/Quoc Do - Resume.docx
@@ -10,6 +10,8 @@
           <w:szCs w:val="22"/>
         </w:rPr>
       </w:pPr>
+      <w:bookmarkStart w:id="0" w:name="_GoBack"/>
+      <w:bookmarkEnd w:id="0"/>
     </w:p>
     <w:p>
       <w:pPr>
@@ -6782,8 +6784,6 @@
         </w:rPr>
         <w:t>2000 – 2002</w:t>
       </w:r>
-      <w:bookmarkStart w:id="0" w:name="_GoBack"/>
-      <w:bookmarkEnd w:id="0"/>
     </w:p>
     <w:sectPr>
       <w:headerReference w:type="first" r:id="rId6"/>
@@ -6884,17 +6884,14 @@
         <w:szCs w:val="22"/>
       </w:rPr>
     </w:pPr>
-    <w:hyperlink r:id="rId1" w:history="1">
-      <w:r>
-        <w:rPr>
-          <w:rStyle w:val="Hyperlink"/>
-          <w:rFonts w:ascii="Helvetica" w:hAnsi="Helvetica" w:cs="Arial"/>
-          <w:sz w:val="22"/>
-          <w:szCs w:val="22"/>
-        </w:rPr>
-        <w:t>contact@quocbdo.com</w:t>
-      </w:r>
-    </w:hyperlink>
+    <w:r>
+      <w:rPr>
+        <w:rFonts w:ascii="Helvetica" w:hAnsi="Helvetica" w:cs="Arial"/>
+        <w:sz w:val="22"/>
+        <w:szCs w:val="22"/>
+      </w:rPr>
+      <w:t>contact@quocbdo.com</w:t>
+    </w:r>
   </w:p>
   <w:p>
     <w:pPr>
@@ -6931,28 +6928,24 @@
       </w:rPr>
       <w:t xml:space="preserve">     </w:t>
     </w:r>
-    <w:hyperlink r:id="rId2" w:history="1">
-      <w:r>
-        <w:rPr>
-          <w:rStyle w:val="Hyperlink"/>
-          <w:rFonts w:ascii="Helvetica" w:hAnsi="Helvetica" w:cs="Arial"/>
-          <w:sz w:val="22"/>
-          <w:szCs w:val="22"/>
-        </w:rPr>
-        <w:t>github.com/</w:t>
-      </w:r>
-      <w:proofErr w:type="spellStart"/>
-      <w:r>
-        <w:rPr>
-          <w:rStyle w:val="Hyperlink"/>
-          <w:rFonts w:ascii="Helvetica" w:hAnsi="Helvetica" w:cs="Arial"/>
-          <w:sz w:val="22"/>
-          <w:szCs w:val="22"/>
-        </w:rPr>
-        <w:t>quocbdo</w:t>
-      </w:r>
-      <w:proofErr w:type="spellEnd"/>
-    </w:hyperlink>
+    <w:r>
+      <w:rPr>
+        <w:rFonts w:ascii="Helvetica" w:hAnsi="Helvetica" w:cs="Arial"/>
+        <w:sz w:val="22"/>
+        <w:szCs w:val="22"/>
+      </w:rPr>
+      <w:t>github.com/</w:t>
+    </w:r>
+    <w:proofErr w:type="spellStart"/>
+    <w:r>
+      <w:rPr>
+        <w:rFonts w:ascii="Helvetica" w:hAnsi="Helvetica" w:cs="Arial"/>
+        <w:sz w:val="22"/>
+        <w:szCs w:val="22"/>
+      </w:rPr>
+      <w:t>quocbdo</w:t>
+    </w:r>
+    <w:proofErr w:type="spellEnd"/>
   </w:p>
 </w:hdr>
 </file>
